--- a/cotizaciones_api/templates/reportes/plantilla_word.docx
+++ b/cotizaciones_api/templates/reportes/plantilla_word.docx
@@ -41,6 +41,7 @@
     </w:p>
     <w:p>
       <w:pPr>
+        <w:jc w:val="center"/>
         <w:rPr>
           <w:rFonts w:ascii="Times New Roman" w:hAnsi="Times New Roman" w:cs="Times New Roman"/>
           <w:b/>
@@ -2645,6 +2646,7 @@
           </w:tcPr>
           <w:p>
             <w:pPr>
+              <w:jc w:val="right"/>
               <w:rPr>
                 <w:rFonts w:ascii="Times New Roman" w:hAnsi="Times New Roman" w:cs="Times New Roman"/>
                 <w:color w:val="444444"/>
@@ -2912,6 +2914,7 @@
           </w:tcPr>
           <w:p>
             <w:pPr>
+              <w:jc w:val="right"/>
               <w:rPr>
                 <w:rFonts w:ascii="Times New Roman" w:hAnsi="Times New Roman" w:cs="Times New Roman"/>
                 <w:color w:val="444444"/>
@@ -3279,8 +3282,9 @@
       </w:tblPr>
       <w:tblGrid>
         <w:gridCol w:w="676"/>
-        <w:gridCol w:w="4704"/>
+        <w:gridCol w:w="3604"/>
         <w:gridCol w:w="851"/>
+        <w:gridCol w:w="1100"/>
         <w:gridCol w:w="1700"/>
         <w:gridCol w:w="1419"/>
         <w:gridCol w:w="1140"/>
@@ -3321,7 +3325,7 @@
         </w:tc>
         <w:tc>
           <w:tcPr>
-            <w:tcW w:w="4706" w:type="dxa"/>
+            <w:tcW w:w="3604" w:type="dxa"/>
             <w:tcBorders>
               <w:bottom w:val="nil"/>
             </w:tcBorders>
@@ -3375,6 +3379,33 @@
         </w:tc>
         <w:tc>
           <w:tcPr>
+            <w:tcW w:w="1100" w:type="dxa"/>
+            <w:tcBorders>
+              <w:bottom w:val="nil"/>
+            </w:tcBorders>
+            <w:shd w:val="clear" w:color="auto" w:fill="237573"/>
+            <w:vAlign w:val="center"/>
+          </w:tcPr>
+          <w:p>
+            <w:pPr>
+              <w:pStyle w:val="TableParagraph"/>
+              <w:jc w:val="center"/>
+              <w:rPr>
+                <w:b/>
+                <w:color w:val="FFFFFF" w:themeColor="background1"/>
+              </w:rPr>
+            </w:pPr>
+            <w:r>
+              <w:rPr>
+                <w:b/>
+                <w:color w:val="FFFFFF" w:themeColor="background1"/>
+              </w:rPr>
+              <w:t>U.M</w:t>
+            </w:r>
+          </w:p>
+        </w:tc>
+        <w:tc>
+          <w:tcPr>
             <w:tcW w:w="1701" w:type="dxa"/>
             <w:tcBorders>
               <w:bottom w:val="nil"/>
@@ -3396,22 +3427,7 @@
                 <w:b/>
                 <w:color w:val="FFFFFF" w:themeColor="background1"/>
               </w:rPr>
-              <w:t>Unitario</w:t>
-            </w:r>
-            <w:r>
-              <w:rPr>
-                <w:b/>
-                <w:color w:val="FFFFFF" w:themeColor="background1"/>
-              </w:rPr>
-              <w:t xml:space="preserve"> </w:t>
-            </w:r>
-            <w:r>
-              <w:rPr>
-                <w:b/>
-                <w:color w:val="FFFFFF" w:themeColor="background1"/>
-                <w:lang w:val="en-US"/>
-              </w:rPr>
-              <w:t>({{ totales.moneda_simbolo }})</w:t>
+              <w:t>{{ ('Unitario (' ~ totales.moneda_simbolo ~ ')') if not grupo.total_por_grupo else '' }}</w:t>
             </w:r>
           </w:p>
         </w:tc>
@@ -3569,7 +3585,7 @@
         </w:tc>
         <w:tc>
           <w:tcPr>
-            <w:tcW w:w="4706" w:type="dxa"/>
+            <w:tcW w:w="3604" w:type="dxa"/>
             <w:tcBorders>
               <w:top w:val="single" w:sz="8" w:space="0" w:color="D1D5DE"/>
               <w:left w:val="single" w:sz="8" w:space="0" w:color="D1D5DE"/>
@@ -3630,6 +3646,37 @@
         </w:tc>
         <w:tc>
           <w:tcPr>
+            <w:tcW w:w="1100" w:type="dxa"/>
+            <w:tcBorders>
+              <w:top w:val="single" w:sz="8" w:space="0" w:color="D1D5DE"/>
+              <w:left w:val="single" w:sz="8" w:space="0" w:color="D1D5DE"/>
+              <w:bottom w:val="single" w:sz="8" w:space="0" w:color="D1D5DE"/>
+              <w:right w:val="single" w:sz="8" w:space="0" w:color="D1D5DE"/>
+            </w:tcBorders>
+            <w:vAlign w:val="center"/>
+          </w:tcPr>
+          <w:p>
+            <w:pPr>
+              <w:pStyle w:val="TableParagraph"/>
+              <w:jc w:val="center"/>
+              <w:rPr>
+                <w:color w:val="444444"/>
+                <w:sz w:val="18"/>
+                <w:lang w:val="en-US"/>
+              </w:rPr>
+            </w:pPr>
+            <w:r>
+              <w:rPr>
+                <w:color w:val="444444"/>
+                <w:sz w:val="18"/>
+                <w:lang w:val="en-US"/>
+              </w:rPr>
+              <w:t>{% cellbg grupo.bg_color %} {{ item.unidad }}</w:t>
+            </w:r>
+          </w:p>
+        </w:tc>
+        <w:tc>
+          <w:tcPr>
             <w:tcW w:w="1701" w:type="dxa"/>
             <w:tcBorders>
               <w:top w:val="single" w:sz="8" w:space="0" w:color="D1D5DE"/>
@@ -3642,7 +3689,7 @@
           <w:p>
             <w:pPr>
               <w:pStyle w:val="TableParagraph"/>
-              <w:jc w:val="center"/>
+              <w:jc w:val="right"/>
               <w:rPr>
                 <w:color w:val="444444"/>
                 <w:sz w:val="18"/>
@@ -3655,7 +3702,7 @@
                 <w:sz w:val="18"/>
                 <w:lang w:val="en-US"/>
               </w:rPr>
-              <w:t>{% cellbg grupo.bg_color %} {{ item.precio_f }}</w:t>
+              <w:t>{% cellbg grupo.bg_color %} {{ item.precio_f if not grupo.total_por_grupo else '' }}</w:t>
             </w:r>
           </w:p>
         </w:tc>
@@ -3687,7 +3734,7 @@
                 <w:sz w:val="18"/>
                 <w:lang w:val="en-US"/>
               </w:rPr>
-              <w:t>{% cellbg grupo.bg_color %} {{ item.total_f }}</w:t>
+              <w:t>{% cellbg grupo.bg_color %} {{ item.total_f if not grupo.total_por_grupo else '' }}</w:t>
             </w:r>
           </w:p>
         </w:tc>
@@ -3802,7 +3849,7 @@
         <w:tc>
           <w:tcPr>
             <w:tcW w:w="1701" w:type="dxa"/>
-            <w:gridSpan w:val="4"/>
+            <w:gridSpan w:val="5"/>
             <w:tcBorders>
               <w:top w:val="single" w:sz="8" w:space="0" w:color="D1D5DE"/>
               <w:left w:val="single" w:sz="8" w:space="0" w:color="D1D5DE"/>
@@ -3826,7 +3873,7 @@
                 <w:b/>
                 <w:color w:val="444444"/>
               </w:rPr>
-              <w:t>Subtotal Grupo</w:t>
+              <w:t>{%tr if grupo.cantidad &lt;= 1 %}</w:t>
             </w:r>
           </w:p>
         </w:tc>
@@ -3857,7 +3904,553 @@
                 <w:color w:val="444444"/>
                 <w:sz w:val="18"/>
               </w:rPr>
+              <w:t/>
+            </w:r>
+          </w:p>
+        </w:tc>
+        <w:tc>
+          <w:tcPr>
+            <w:tcW w:w="1140" w:type="dxa"/>
+            <w:tcBorders>
+              <w:top w:val="single" w:sz="8" w:space="0" w:color="DDDDDD"/>
+              <w:left w:val="single" w:sz="8" w:space="0" w:color="D1D5DE"/>
+              <w:bottom w:val="single" w:sz="8" w:space="0" w:color="D1D5DE"/>
+              <w:right w:val="single" w:sz="8" w:space="0" w:color="D1D5DE"/>
+            </w:tcBorders>
+            <w:shd w:val="clear" w:color="auto" w:fill="F7F9FB"/>
+            <w:vAlign w:val="center"/>
+          </w:tcPr>
+          <w:p>
+            <w:pPr>
+              <w:pStyle w:val="TableParagraph"/>
+              <w:jc w:val="right"/>
+              <w:rPr>
+                <w:b/>
+                <w:color w:val="444444"/>
+              </w:rPr>
+            </w:pPr>
+          </w:p>
+        </w:tc>
+      </w:tr>
+      <w:tr>
+        <w:trPr>
+          <w:trHeight w:val="246"/>
+          <w:jc w:val="center"/>
+        </w:trPr>
+        <w:tc>
+          <w:tcPr>
+            <w:tcW w:w="1701" w:type="dxa"/>
+            <w:gridSpan w:val="5"/>
+            <w:tcBorders>
+              <w:top w:val="single" w:sz="8" w:space="0" w:color="D1D5DE"/>
+              <w:left w:val="single" w:sz="8" w:space="0" w:color="D1D5DE"/>
+              <w:bottom w:val="single" w:sz="8" w:space="0" w:color="D1D5DE"/>
+              <w:right w:val="single" w:sz="8" w:space="0" w:color="D1D5DE"/>
+            </w:tcBorders>
+            <w:shd w:val="clear" w:color="auto" w:fill="F7F9FB"/>
+            <w:vAlign w:val="center"/>
+          </w:tcPr>
+          <w:p>
+            <w:pPr>
+              <w:pStyle w:val="TableParagraph"/>
+              <w:jc w:val="right"/>
+              <w:rPr>
+                <w:b/>
+                <w:color w:val="444444"/>
+              </w:rPr>
+            </w:pPr>
+            <w:r>
+              <w:rPr>
+                <w:b/>
+                <w:color w:val="444444"/>
+              </w:rPr>
+              <w:t>TOTAL GRUPO</w:t>
+            </w:r>
+          </w:p>
+        </w:tc>
+        <w:tc>
+          <w:tcPr>
+            <w:tcW w:w="1420" w:type="dxa"/>
+            <w:tcBorders>
+              <w:top w:val="single" w:sz="8" w:space="0" w:color="D1D5DE"/>
+              <w:left w:val="single" w:sz="8" w:space="0" w:color="D1D5DE"/>
+              <w:bottom w:val="single" w:sz="8" w:space="0" w:color="D1D5DE"/>
+              <w:right w:val="single" w:sz="8" w:space="0" w:color="D1D5DE"/>
+            </w:tcBorders>
+            <w:shd w:val="clear" w:color="auto" w:fill="F7F9FB"/>
+            <w:vAlign w:val="center"/>
+          </w:tcPr>
+          <w:p>
+            <w:pPr>
+              <w:pStyle w:val="TableParagraph"/>
+              <w:jc w:val="right"/>
+              <w:rPr>
+                <w:b/>
+                <w:color w:val="444444"/>
+              </w:rPr>
+            </w:pPr>
+            <w:r>
+              <w:rPr>
+                <w:b/>
+                <w:color w:val="444444"/>
+                <w:sz w:val="18"/>
+              </w:rPr>
               <w:t>{{ grupo.subtotal_f }}</w:t>
+            </w:r>
+          </w:p>
+        </w:tc>
+        <w:tc>
+          <w:tcPr>
+            <w:tcW w:w="1140" w:type="dxa"/>
+            <w:tcBorders>
+              <w:top w:val="single" w:sz="8" w:space="0" w:color="DDDDDD"/>
+              <w:left w:val="single" w:sz="8" w:space="0" w:color="D1D5DE"/>
+              <w:bottom w:val="single" w:sz="8" w:space="0" w:color="D1D5DE"/>
+              <w:right w:val="single" w:sz="8" w:space="0" w:color="D1D5DE"/>
+            </w:tcBorders>
+            <w:shd w:val="clear" w:color="auto" w:fill="F7F9FB"/>
+            <w:vAlign w:val="center"/>
+          </w:tcPr>
+          <w:p>
+            <w:pPr>
+              <w:pStyle w:val="TableParagraph"/>
+              <w:jc w:val="right"/>
+              <w:rPr>
+                <w:b/>
+                <w:color w:val="444444"/>
+              </w:rPr>
+            </w:pPr>
+          </w:p>
+        </w:tc>
+      </w:tr>
+      <w:tr>
+        <w:trPr>
+          <w:trHeight w:val="246"/>
+          <w:jc w:val="center"/>
+        </w:trPr>
+        <w:tc>
+          <w:tcPr>
+            <w:tcW w:w="1701" w:type="dxa"/>
+            <w:gridSpan w:val="5"/>
+            <w:tcBorders>
+              <w:top w:val="single" w:sz="8" w:space="0" w:color="D1D5DE"/>
+              <w:left w:val="single" w:sz="8" w:space="0" w:color="D1D5DE"/>
+              <w:bottom w:val="single" w:sz="8" w:space="0" w:color="D1D5DE"/>
+              <w:right w:val="single" w:sz="8" w:space="0" w:color="D1D5DE"/>
+            </w:tcBorders>
+            <w:shd w:val="clear" w:color="auto" w:fill="F7F9FB"/>
+            <w:vAlign w:val="center"/>
+          </w:tcPr>
+          <w:p>
+            <w:pPr>
+              <w:pStyle w:val="TableParagraph"/>
+              <w:jc w:val="right"/>
+              <w:rPr>
+                <w:b/>
+                <w:color w:val="444444"/>
+              </w:rPr>
+            </w:pPr>
+            <w:r>
+              <w:rPr>
+                <w:b/>
+                <w:color w:val="444444"/>
+              </w:rPr>
+              <w:t>{%tr endif %}</w:t>
+            </w:r>
+          </w:p>
+        </w:tc>
+        <w:tc>
+          <w:tcPr>
+            <w:tcW w:w="1420" w:type="dxa"/>
+            <w:tcBorders>
+              <w:top w:val="single" w:sz="8" w:space="0" w:color="D1D5DE"/>
+              <w:left w:val="single" w:sz="8" w:space="0" w:color="D1D5DE"/>
+              <w:bottom w:val="single" w:sz="8" w:space="0" w:color="D1D5DE"/>
+              <w:right w:val="single" w:sz="8" w:space="0" w:color="D1D5DE"/>
+            </w:tcBorders>
+            <w:shd w:val="clear" w:color="auto" w:fill="F7F9FB"/>
+            <w:vAlign w:val="center"/>
+          </w:tcPr>
+          <w:p>
+            <w:pPr>
+              <w:pStyle w:val="TableParagraph"/>
+              <w:jc w:val="right"/>
+              <w:rPr>
+                <w:b/>
+                <w:color w:val="444444"/>
+              </w:rPr>
+            </w:pPr>
+            <w:r>
+              <w:rPr>
+                <w:b/>
+                <w:color w:val="444444"/>
+                <w:sz w:val="18"/>
+              </w:rPr>
+              <w:t/>
+            </w:r>
+          </w:p>
+        </w:tc>
+        <w:tc>
+          <w:tcPr>
+            <w:tcW w:w="1140" w:type="dxa"/>
+            <w:tcBorders>
+              <w:top w:val="single" w:sz="8" w:space="0" w:color="DDDDDD"/>
+              <w:left w:val="single" w:sz="8" w:space="0" w:color="D1D5DE"/>
+              <w:bottom w:val="single" w:sz="8" w:space="0" w:color="D1D5DE"/>
+              <w:right w:val="single" w:sz="8" w:space="0" w:color="D1D5DE"/>
+            </w:tcBorders>
+            <w:shd w:val="clear" w:color="auto" w:fill="F7F9FB"/>
+            <w:vAlign w:val="center"/>
+          </w:tcPr>
+          <w:p>
+            <w:pPr>
+              <w:pStyle w:val="TableParagraph"/>
+              <w:jc w:val="right"/>
+              <w:rPr>
+                <w:b/>
+                <w:color w:val="444444"/>
+              </w:rPr>
+            </w:pPr>
+          </w:p>
+        </w:tc>
+      </w:tr>
+      <w:tr>
+        <w:trPr>
+          <w:trHeight w:val="246"/>
+          <w:jc w:val="center"/>
+        </w:trPr>
+        <w:tc>
+          <w:tcPr>
+            <w:tcW w:w="1701" w:type="dxa"/>
+            <w:gridSpan w:val="5"/>
+            <w:tcBorders>
+              <w:top w:val="single" w:sz="8" w:space="0" w:color="D1D5DE"/>
+              <w:left w:val="single" w:sz="8" w:space="0" w:color="D1D5DE"/>
+              <w:bottom w:val="single" w:sz="8" w:space="0" w:color="D1D5DE"/>
+              <w:right w:val="single" w:sz="8" w:space="0" w:color="D1D5DE"/>
+            </w:tcBorders>
+            <w:shd w:val="clear" w:color="auto" w:fill="F7F9FB"/>
+            <w:vAlign w:val="center"/>
+          </w:tcPr>
+          <w:p>
+            <w:pPr>
+              <w:pStyle w:val="TableParagraph"/>
+              <w:jc w:val="right"/>
+              <w:rPr>
+                <w:b/>
+                <w:color w:val="444444"/>
+              </w:rPr>
+            </w:pPr>
+            <w:r>
+              <w:rPr>
+                <w:b/>
+                <w:color w:val="444444"/>
+              </w:rPr>
+              <w:t>{%tr if grupo.cantidad &gt; 1 %}</w:t>
+            </w:r>
+          </w:p>
+        </w:tc>
+        <w:tc>
+          <w:tcPr>
+            <w:tcW w:w="1420" w:type="dxa"/>
+            <w:tcBorders>
+              <w:top w:val="single" w:sz="8" w:space="0" w:color="D1D5DE"/>
+              <w:left w:val="single" w:sz="8" w:space="0" w:color="D1D5DE"/>
+              <w:bottom w:val="single" w:sz="8" w:space="0" w:color="D1D5DE"/>
+              <w:right w:val="single" w:sz="8" w:space="0" w:color="D1D5DE"/>
+            </w:tcBorders>
+            <w:shd w:val="clear" w:color="auto" w:fill="F7F9FB"/>
+            <w:vAlign w:val="center"/>
+          </w:tcPr>
+          <w:p>
+            <w:pPr>
+              <w:pStyle w:val="TableParagraph"/>
+              <w:jc w:val="right"/>
+              <w:rPr>
+                <w:b/>
+                <w:color w:val="444444"/>
+              </w:rPr>
+            </w:pPr>
+            <w:r>
+              <w:rPr>
+                <w:b/>
+                <w:color w:val="444444"/>
+                <w:sz w:val="18"/>
+              </w:rPr>
+              <w:t/>
+            </w:r>
+          </w:p>
+        </w:tc>
+        <w:tc>
+          <w:tcPr>
+            <w:tcW w:w="1140" w:type="dxa"/>
+            <w:tcBorders>
+              <w:top w:val="single" w:sz="8" w:space="0" w:color="DDDDDD"/>
+              <w:left w:val="single" w:sz="8" w:space="0" w:color="D1D5DE"/>
+              <w:bottom w:val="single" w:sz="8" w:space="0" w:color="D1D5DE"/>
+              <w:right w:val="single" w:sz="8" w:space="0" w:color="D1D5DE"/>
+            </w:tcBorders>
+            <w:shd w:val="clear" w:color="auto" w:fill="F7F9FB"/>
+            <w:vAlign w:val="center"/>
+          </w:tcPr>
+          <w:p>
+            <w:pPr>
+              <w:pStyle w:val="TableParagraph"/>
+              <w:jc w:val="right"/>
+              <w:rPr>
+                <w:b/>
+                <w:color w:val="444444"/>
+              </w:rPr>
+            </w:pPr>
+          </w:p>
+        </w:tc>
+      </w:tr>
+      <w:tr>
+        <w:trPr>
+          <w:trHeight w:val="246"/>
+          <w:jc w:val="center"/>
+        </w:trPr>
+        <w:tc>
+          <w:tcPr>
+            <w:tcW w:w="1701" w:type="dxa"/>
+            <w:gridSpan w:val="5"/>
+            <w:tcBorders>
+              <w:top w:val="single" w:sz="8" w:space="0" w:color="D1D5DE"/>
+              <w:left w:val="single" w:sz="8" w:space="0" w:color="D1D5DE"/>
+              <w:bottom w:val="single" w:sz="8" w:space="0" w:color="D1D5DE"/>
+              <w:right w:val="single" w:sz="8" w:space="0" w:color="D1D5DE"/>
+            </w:tcBorders>
+            <w:shd w:val="clear" w:color="auto" w:fill="F7F9FB"/>
+            <w:vAlign w:val="center"/>
+          </w:tcPr>
+          <w:p>
+            <w:pPr>
+              <w:pStyle w:val="TableParagraph"/>
+              <w:jc w:val="right"/>
+              <w:rPr>
+                <w:b/>
+                <w:color w:val="444444"/>
+              </w:rPr>
+            </w:pPr>
+            <w:r>
+              <w:rPr>
+                <w:b/>
+                <w:color w:val="444444"/>
+              </w:rPr>
+              <w:t>SUBTOTAL GRUPO</w:t>
+            </w:r>
+          </w:p>
+        </w:tc>
+        <w:tc>
+          <w:tcPr>
+            <w:tcW w:w="1420" w:type="dxa"/>
+            <w:tcBorders>
+              <w:top w:val="single" w:sz="8" w:space="0" w:color="D1D5DE"/>
+              <w:left w:val="single" w:sz="8" w:space="0" w:color="D1D5DE"/>
+              <w:bottom w:val="single" w:sz="8" w:space="0" w:color="D1D5DE"/>
+              <w:right w:val="single" w:sz="8" w:space="0" w:color="D1D5DE"/>
+            </w:tcBorders>
+            <w:shd w:val="clear" w:color="auto" w:fill="F7F9FB"/>
+            <w:vAlign w:val="center"/>
+          </w:tcPr>
+          <w:p>
+            <w:pPr>
+              <w:pStyle w:val="TableParagraph"/>
+              <w:jc w:val="right"/>
+              <w:rPr>
+                <w:b/>
+                <w:color w:val="444444"/>
+              </w:rPr>
+            </w:pPr>
+            <w:r>
+              <w:rPr>
+                <w:b/>
+                <w:color w:val="444444"/>
+                <w:sz w:val="18"/>
+              </w:rPr>
+              <w:t>{{ grupo.subtotal_f }}</w:t>
+            </w:r>
+          </w:p>
+        </w:tc>
+        <w:tc>
+          <w:tcPr>
+            <w:tcW w:w="1140" w:type="dxa"/>
+            <w:tcBorders>
+              <w:top w:val="single" w:sz="8" w:space="0" w:color="DDDDDD"/>
+              <w:left w:val="single" w:sz="8" w:space="0" w:color="D1D5DE"/>
+              <w:bottom w:val="single" w:sz="8" w:space="0" w:color="D1D5DE"/>
+              <w:right w:val="single" w:sz="8" w:space="0" w:color="D1D5DE"/>
+            </w:tcBorders>
+            <w:shd w:val="clear" w:color="auto" w:fill="F7F9FB"/>
+            <w:vAlign w:val="center"/>
+          </w:tcPr>
+          <w:p>
+            <w:pPr>
+              <w:pStyle w:val="TableParagraph"/>
+              <w:jc w:val="right"/>
+              <w:rPr>
+                <w:b/>
+                <w:color w:val="444444"/>
+              </w:rPr>
+            </w:pPr>
+          </w:p>
+        </w:tc>
+      </w:tr>
+      <w:tr>
+        <w:trPr>
+          <w:trHeight w:val="246"/>
+          <w:jc w:val="center"/>
+        </w:trPr>
+        <w:tc>
+          <w:tcPr>
+            <w:tcW w:w="1701" w:type="dxa"/>
+            <w:gridSpan w:val="5"/>
+            <w:tcBorders>
+              <w:top w:val="single" w:sz="8" w:space="0" w:color="D1D5DE"/>
+              <w:left w:val="single" w:sz="8" w:space="0" w:color="D1D5DE"/>
+              <w:bottom w:val="single" w:sz="8" w:space="0" w:color="D1D5DE"/>
+              <w:right w:val="single" w:sz="8" w:space="0" w:color="D1D5DE"/>
+            </w:tcBorders>
+            <w:shd w:val="clear" w:color="auto" w:fill="F7F9FB"/>
+            <w:vAlign w:val="center"/>
+          </w:tcPr>
+          <w:p>
+            <w:pPr>
+              <w:pStyle w:val="TableParagraph"/>
+              <w:jc w:val="right"/>
+              <w:rPr>
+                <w:b/>
+                <w:color w:val="444444"/>
+              </w:rPr>
+            </w:pPr>
+            <w:r>
+              <w:rPr>
+                <w:b/>
+                <w:color w:val="444444"/>
+              </w:rPr>
+              <w:t>TOTAL GRUPO (x{{ grupo.cant_f }})</w:t>
+            </w:r>
+          </w:p>
+        </w:tc>
+        <w:tc>
+          <w:tcPr>
+            <w:tcW w:w="1420" w:type="dxa"/>
+            <w:tcBorders>
+              <w:top w:val="single" w:sz="8" w:space="0" w:color="D1D5DE"/>
+              <w:left w:val="single" w:sz="8" w:space="0" w:color="D1D5DE"/>
+              <w:bottom w:val="single" w:sz="8" w:space="0" w:color="D1D5DE"/>
+              <w:right w:val="single" w:sz="8" w:space="0" w:color="D1D5DE"/>
+            </w:tcBorders>
+            <w:shd w:val="clear" w:color="auto" w:fill="F7F9FB"/>
+            <w:vAlign w:val="center"/>
+          </w:tcPr>
+          <w:p>
+            <w:pPr>
+              <w:pStyle w:val="TableParagraph"/>
+              <w:jc w:val="right"/>
+              <w:rPr>
+                <w:b/>
+                <w:color w:val="444444"/>
+              </w:rPr>
+            </w:pPr>
+            <w:r>
+              <w:rPr>
+                <w:b/>
+                <w:color w:val="444444"/>
+                <w:sz w:val="18"/>
+              </w:rPr>
+              <w:t>{{ grupo.total_g_f }}</w:t>
+            </w:r>
+          </w:p>
+        </w:tc>
+        <w:tc>
+          <w:tcPr>
+            <w:tcW w:w="1140" w:type="dxa"/>
+            <w:tcBorders>
+              <w:top w:val="single" w:sz="8" w:space="0" w:color="DDDDDD"/>
+              <w:left w:val="single" w:sz="8" w:space="0" w:color="D1D5DE"/>
+              <w:bottom w:val="single" w:sz="8" w:space="0" w:color="D1D5DE"/>
+              <w:right w:val="single" w:sz="8" w:space="0" w:color="D1D5DE"/>
+            </w:tcBorders>
+            <w:shd w:val="clear" w:color="auto" w:fill="F7F9FB"/>
+            <w:vAlign w:val="center"/>
+          </w:tcPr>
+          <w:p>
+            <w:pPr>
+              <w:pStyle w:val="TableParagraph"/>
+              <w:jc w:val="right"/>
+              <w:rPr>
+                <w:b/>
+                <w:color w:val="444444"/>
+              </w:rPr>
+            </w:pPr>
+          </w:p>
+        </w:tc>
+      </w:tr>
+      <w:tr>
+        <w:trPr>
+          <w:trHeight w:val="246"/>
+          <w:jc w:val="center"/>
+        </w:trPr>
+        <w:tc>
+          <w:tcPr>
+            <w:tcW w:w="1701" w:type="dxa"/>
+            <w:gridSpan w:val="5"/>
+            <w:tcBorders>
+              <w:top w:val="single" w:sz="8" w:space="0" w:color="D1D5DE"/>
+              <w:left w:val="single" w:sz="8" w:space="0" w:color="D1D5DE"/>
+              <w:bottom w:val="single" w:sz="8" w:space="0" w:color="D1D5DE"/>
+              <w:right w:val="single" w:sz="8" w:space="0" w:color="D1D5DE"/>
+            </w:tcBorders>
+            <w:shd w:val="clear" w:color="auto" w:fill="F7F9FB"/>
+            <w:vAlign w:val="center"/>
+          </w:tcPr>
+          <w:p>
+            <w:pPr>
+              <w:pStyle w:val="TableParagraph"/>
+              <w:jc w:val="right"/>
+              <w:rPr>
+                <w:b/>
+                <w:color w:val="444444"/>
+              </w:rPr>
+            </w:pPr>
+            <w:r>
+              <w:rPr>
+                <w:b/>
+                <w:color w:val="444444"/>
+              </w:rPr>
+              <w:t>{%tr endif %}</w:t>
+            </w:r>
+          </w:p>
+        </w:tc>
+        <w:tc>
+          <w:tcPr>
+            <w:tcW w:w="1420" w:type="dxa"/>
+            <w:tcBorders>
+              <w:top w:val="single" w:sz="8" w:space="0" w:color="D1D5DE"/>
+              <w:left w:val="single" w:sz="8" w:space="0" w:color="D1D5DE"/>
+              <w:bottom w:val="single" w:sz="8" w:space="0" w:color="D1D5DE"/>
+              <w:right w:val="single" w:sz="8" w:space="0" w:color="D1D5DE"/>
+            </w:tcBorders>
+            <w:shd w:val="clear" w:color="auto" w:fill="F7F9FB"/>
+            <w:vAlign w:val="center"/>
+          </w:tcPr>
+          <w:p>
+            <w:pPr>
+              <w:pStyle w:val="TableParagraph"/>
+              <w:jc w:val="right"/>
+              <w:rPr>
+                <w:b/>
+                <w:color w:val="444444"/>
+              </w:rPr>
+            </w:pPr>
+            <w:r>
+              <w:rPr>
+                <w:b/>
+                <w:color w:val="444444"/>
+                <w:sz w:val="18"/>
+              </w:rPr>
+              <w:t/>
             </w:r>
           </w:p>
         </w:tc>
